--- a/Documentation/Barangay_Information_Management_System_Manuscript_Ch1-3.docx
+++ b/Documentation/Barangay_Information_Management_System_Manuscript_Ch1-3.docx
@@ -303,7 +303,7 @@
           <w:i w:val="0"/>
           <w:sz w:val="24"/>
         </w:rPr>
-        <w:t>To the Barangay Officials and Staff of Barangay Dacutan, Dumangas, Iloilo, headed by Punong Barangay Hon. Roberto S. Alen and Barangay Secretary Mrs. Ma. Elena Balleza, for their warm cooperation, for entertaining our interviews, and for providing genuine data and workflow insights;</w:t>
+        <w:t>To the Barangay Officials and Staff of Barangay Dacutan, Dumangas, Iloilo, headed by Punong Barangay Hon. Stephen James D. Foerster and Barangay Secretary Mrs. Pearl Joy J. Amuan, for their warm cooperation, for entertaining our interviews, and for providing genuine data and workflow insights;</w:t>
       </w:r>
     </w:p>
     <w:p>
@@ -1201,7 +1201,7 @@
           <w:i w:val="0"/>
           <w:sz w:val="24"/>
         </w:rPr>
-        <w:t>Barangay Dacutan is one of the coastal and agricultural barangays situated in the Municipality of Dumangas, Province of Iloilo, under Region VI (Western Visayas). The community is divided into seven puroks and two sitios, namely Purok 1 to Purok 7, Sitio Ilawod, and Sitio Ilaya. The barangay hall serves as the main center for local administration, where residents frequently go to request barangay clearances, certificates of indigency, certificates of residency, and business permits. The barangay is also actively involved in settling community disagreements through the Katarungang Pambarangay council and managing calamity assistance programs like typhoon relief food packs and government cash aid.</w:t>
+        <w:t>Barangay Dacutan is one of the coastal and agricultural barangays situated in the Municipality of Dumangas, Province of Iloilo, under Region VI (Western Visayas). Geographically located approximately 2.5 kilometers from the municipal poblacion with a total land area of 230.7171 hectares, the barangay is bounded on the North by Barangay Sulangan and Barangay Binaobao, on the South by the coastal fishing waters, on the East by Barangay Talusan and Barangay Sapao, and on the West by Barangay Ermita. Administratively, the community is organized strictly into seven (7) puroks, designated as Purok 1 through Purok 7. According to the official 2025 Barangay Demographic Profile, Barangay Dacutan has an aggregate population of 2,337 residents (comprising 1,142 males and 1,195 females), distributed across 678 families and 562 households. The community includes significant special sectors: 556 senior citizens (aged 60 and above), 69 persons with disabilities (PWDs), 1,445 registered COMELEC voters, 69 Pantawid Pamilyang Pilipino Program (4Ps) beneficiaries, 75 overseas Filipino workers (OFWs), 52 registered farmers, and 146 active fisherfolks. Frontline regulatory and administrative governance is administered pursuant to Republic Act No. 7160 (Local Government Code of 1991) and Barangay Ordinance No. 2020-01 ('An Ordinance Enacting the Barangay Tax and Regulatory Fees of Barangay Dacutan, Dumangas, Iloilo'), enacted by the Sangguniang Barangay under the leadership of Punong Barangay Hon. Stephen James D. Foerster and Barangay Secretary Mrs. Pearl Joy J. Amuan.</w:t>
       </w:r>
     </w:p>
     <w:p>
@@ -1252,7 +1252,7 @@
           <w:i w:val="0"/>
           <w:sz w:val="24"/>
         </w:rPr>
-        <w:t>To solve these problems, the researchers proposed and developed the Barangay Information and Management System (BIMS) for Barangay Dacutan, Dumangas, Iloilo. The system is a web-based application designed to modernize and organize barangay operations. It features three specific user roles: the Resident (general public), the Punong Barangay (Barangay Captain), and the Barangay Secretary (who also handles general routine clerical paperwork). The system provides a citizen public landing portal where residents can directly apply for twelve (12) different certificates and documents across personal, business, and dispute categories, and track the real-time status of their requests using an automated reference number. For barangay officials and staff, it provides a secured administrative portal with modules for census resident profiling with purok mapping, automated clearance issuance with authentic Philippine Republic standard A4 printable layouts, Katarungang Pambarangay blotter dispute mediation tracking, and emergency calamity aid distribution monitoring.</w:t>
+        <w:t>To solve these operational challenges, the researchers proposed and developed the Barangay Information and Management System (BIMS) for Barangay Dacutan, Dumangas, Iloilo. The system is a web-based e-governance platform designed to modernize and streamline community operations. It supports three distinct user roles: the Resident (general public), the Punong Barangay (Hon. Stephen James D. Foerster), and the Barangay Secretary (Mrs. Pearl Joy J. Amuan, who also handles administrative records and clerical operations). The system provides a citizen-facing public web portal where residents can directly apply for official certificates and clearances across personal, business, and dispute categories, consult an intelligent 24/7 AI Chatbot Assistant (powered by the Google Gemini API) for procedural advice and requirements, and track request milestones in real time using an automated tracking reference code. For barangay officials, the system provides a secured administrative portal with modules for census profiling across the 7 puroks, automated clearance issuance with authentic Philippine Republic standard A4 layouts, Katarungang Pambarangay blotter dispute mediation tracking, and emergency calamity relief aid distribution monitoring. To eliminate the administrative overhead of managing citizen user accounts and forgotten passwords while safeguarding the system against spam, prank submissions, and malicious automated bot entries, the system adopts the recommended compromise of One-Time Pin (OTP) Verification via Email. When a resident completes the online document appointment form, the system dispatches a transient 4-digit numeric code to their active email address. Entering this code verifies that the applicant is a genuine individual with a valid email account, eliminating fake submissions without forcing residents to register and maintain password-protected accounts.</w:t>
       </w:r>
     </w:p>
     <w:p>
@@ -1347,7 +1347,13 @@
         <w:jc w:val="both"/>
       </w:pPr>
       <w:r>
-        <w:t>• manage user accounts and enforce a two-tier review and approval workflow where citizen document requests are evaluated by the Barangay Secretary (acting as administrative records officer) and granted final executive approval by the Punong Barangay;</w:t>
+        <w:rPr>
+          <w:rFonts w:ascii="Times New Roman" w:hAnsi="Times New Roman"/>
+          <w:b w:val="0"/>
+          <w:i w:val="0"/>
+          <w:sz w:val="24"/>
+        </w:rPr>
+        <w:t>• manage secure administrative user accounts for authorized barangay officials (Punong Barangay and Barangay Secretary) and enforce a two-tier review and approval workflow where citizen document requests are evaluated by the Barangay Secretary (acting as administrative records officer) and granted final executive approval by the Punong Barangay;</w:t>
       </w:r>
     </w:p>
     <w:p>
@@ -1358,7 +1364,13 @@
         <w:jc w:val="both"/>
       </w:pPr>
       <w:r>
-        <w:t>• provide a public citizen portal where community residents can view barangay information, apply online for twelve (12) official certificates and documents across personal, business, and dispute categories, receive automated email status notifications upon secretary review and captain approval, and track request progress in real time using a unique reference code;</w:t>
+        <w:rPr>
+          <w:rFonts w:ascii="Times New Roman" w:hAnsi="Times New Roman"/>
+          <w:b w:val="0"/>
+          <w:i w:val="0"/>
+          <w:sz w:val="24"/>
+        </w:rPr>
+        <w:t>• provide a public citizen portal where community residents can view barangay information, schedule document appointments, consult an integrated 24/7 AI Chatbot Assistant (utilizing the Google Gemini API) for automated guidance on clearance requirements and fee schedules under Barangay Ordinance No. 2020-01, apply online for official certificates and documents across personal, business, and dispute categories, secured through an One-Time Pin (OTP) verification mechanism via Email that transmits a transient 4-digit code to validate active email addresses and eliminate fake/spam entries without requiring password-based account registration, receive automated email status notifications upon secretary review and captain approval, and track request progress in real time using a unique reference code;</w:t>
       </w:r>
     </w:p>
     <w:p>
@@ -1375,7 +1387,7 @@
           <w:i w:val="0"/>
           <w:sz w:val="24"/>
         </w:rPr>
-        <w:t>• record and monitor resident census records with complete demographic details, purok classifications, and special sector eligibility flags such as Senior Citizens, PWDs, 4Ps members, and registered voters;</w:t>
+        <w:t>• record and monitor resident census records with complete demographic details across the seven (7) puroks of Barangay Dacutan, and track special sector eligibility flags including Senior Citizens, PWDs, 4Ps members, Solo Parents, Farmers, Fisherfolks, and registered COMELEC voters;</w:t>
       </w:r>
     </w:p>
     <w:p>
@@ -1531,15 +1543,51 @@
     </w:tbl>
     <w:p>
       <w:pPr>
-        <w:spacing w:before="0" w:after="40"/>
-      </w:pPr>
+        <w:spacing w:before="120" w:after="120"/>
+        <w:jc w:val="center"/>
+      </w:pPr>
+      <w:r>
+        <w:drawing>
+          <wp:inline xmlns:a="http://schemas.openxmlformats.org/drawingml/2006/main" xmlns:pic="http://schemas.openxmlformats.org/drawingml/2006/picture">
+            <wp:extent cx="5669280" cy="2920538"/>
+            <wp:docPr id="35" name="Picture 35"/>
+            <wp:cNvGraphicFramePr>
+              <a:graphicFrameLocks noChangeAspect="1"/>
+            </wp:cNvGraphicFramePr>
+            <a:graphic>
+              <a:graphicData uri="http://schemas.openxmlformats.org/drawingml/2006/picture">
+                <pic:pic>
+                  <pic:nvPicPr>
+                    <pic:cNvPr id="0" name="figure1_conceptual_framework.png"/>
+                    <pic:cNvPicPr/>
+                  </pic:nvPicPr>
+                  <pic:blipFill>
+                    <a:blip r:embed="rId33"/>
+                    <a:stretch>
+                      <a:fillRect/>
+                    </a:stretch>
+                  </pic:blipFill>
+                  <pic:spPr>
+                    <a:xfrm>
+                      <a:off x="0" y="0"/>
+                      <a:ext cx="5669280" cy="2920538"/>
+                    </a:xfrm>
+                    <a:prstGeom prst="rect"/>
+                  </pic:spPr>
+                </pic:pic>
+              </a:graphicData>
+            </a:graphic>
+          </wp:inline>
+        </w:drawing>
+      </w:r>
     </w:p>
     <w:p>
       <w:pPr>
         <w:pStyle w:val="FigureCaption"/>
-        <w:spacing w:before="120" w:after="240" w:line="360" w:lineRule="auto"/>
+        <w:spacing w:before="80" w:after="240" w:line="360" w:lineRule="auto"/>
         <w:jc w:val="center"/>
       </w:pPr>
+      <w:r/>
       <w:r>
         <w:rPr>
           <w:rFonts w:ascii="Times New Roman" w:hAnsi="Times New Roman"/>
@@ -1944,32 +1992,24 @@
         <w:ind w:firstLine="720"/>
         <w:jc w:val="both"/>
       </w:pPr>
-      <w:r>
-        <w:rPr>
-          <w:rFonts w:ascii="Times New Roman" w:hAnsi="Times New Roman"/>
-          <w:b w:val="0"/>
-          <w:i/>
-          <w:sz w:val="24"/>
-        </w:rPr>
-        <w:t>Purok</w:t>
-      </w:r>
-      <w:r>
-        <w:rPr>
-          <w:rFonts w:ascii="Times New Roman" w:hAnsi="Times New Roman"/>
-          <w:b w:val="0"/>
-          <w:i w:val="0"/>
-          <w:sz w:val="24"/>
-        </w:rPr>
-        <w:t xml:space="preserve">. A sub-division or neighborhood cluster within a Philippine barangay that groups residential households for administrative and census purposes (Brillantes &amp; Perante-Calina, 2018). </w:t>
-      </w:r>
-      <w:r>
-        <w:rPr>
-          <w:rFonts w:ascii="Times New Roman" w:hAnsi="Times New Roman"/>
-          <w:b w:val="0"/>
-          <w:i w:val="0"/>
-          <w:sz w:val="24"/>
-        </w:rPr>
-        <w:t>In this study, purok refers to the territorial groupings in Barangay Dacutan, specifically Purok 1 through Purok 7, Sitio Ilawod, and Sitio Ilaya, used for filtering resident records and demographic charts.</w:t>
+      <w:r/>
+      <w:r>
+        <w:rPr>
+          <w:rFonts w:ascii="Times New Roman" w:hAnsi="Times New Roman"/>
+          <w:b/>
+          <w:i w:val="0"/>
+          <w:sz w:val="24"/>
+        </w:rPr>
+        <w:t>Purok.</w:t>
+      </w:r>
+      <w:r>
+        <w:rPr>
+          <w:rFonts w:ascii="Times New Roman" w:hAnsi="Times New Roman"/>
+          <w:b w:val="0"/>
+          <w:i w:val="0"/>
+          <w:sz w:val="24"/>
+        </w:rPr>
+        <w:t xml:space="preserve"> A sub-division or neighborhood cluster within a Philippine barangay that groups residential households for administrative and census purposes (Brillantes &amp; Perante-Calina, 2018). In this study, purok refers to the seven (7) territorial groupings in Barangay Dacutan, specifically Purok 1 through Purok 7, used for filtering resident records, mapping demographics, and generating community analytics.</w:t>
       </w:r>
     </w:p>
     <w:p>
@@ -2047,14 +2087,24 @@
         <w:ind w:firstLine="720"/>
         <w:jc w:val="both"/>
       </w:pPr>
-      <w:r>
-        <w:rPr>
-          <w:rFonts w:ascii="Times New Roman" w:hAnsi="Times New Roman"/>
-          <w:b w:val="0"/>
-          <w:i w:val="0"/>
-          <w:sz w:val="24"/>
-        </w:rPr>
-        <w:t>Punong Barangay (Barangay Captain). The system provides the barangay captain with an executive dashboard showing real-time demographic statistics, monthly revenue collection totals, pending dispute rates, and active citizen applications. This helps leadership make informed, timely decisions and plan local projects with accurate population data.</w:t>
+      <w:r/>
+      <w:r>
+        <w:rPr>
+          <w:rFonts w:ascii="Times New Roman" w:hAnsi="Times New Roman"/>
+          <w:b w:val="0"/>
+          <w:i/>
+          <w:sz w:val="24"/>
+        </w:rPr>
+        <w:t xml:space="preserve">Punong Barangay (Barangay Captain). </w:t>
+      </w:r>
+      <w:r>
+        <w:rPr>
+          <w:rFonts w:ascii="Times New Roman" w:hAnsi="Times New Roman"/>
+          <w:b w:val="0"/>
+          <w:i w:val="0"/>
+          <w:sz w:val="24"/>
+        </w:rPr>
+        <w:t>The system provides Punong Barangay Hon. Stephen James D. Foerster with an executive dashboard showing real-time demographic statistics across the 7 puroks, monthly revenue collections under Ordinance No. 2020-01, pending dispute rates, and active citizen clearance requests. This provides executive visibility, accelerates Tier-2 clearance approvals, and supports accurate data-driven community planning.</w:t>
       </w:r>
     </w:p>
     <w:p>
@@ -2064,14 +2114,24 @@
         <w:ind w:firstLine="720"/>
         <w:jc w:val="both"/>
       </w:pPr>
-      <w:r>
-        <w:rPr>
-          <w:rFonts w:ascii="Times New Roman" w:hAnsi="Times New Roman"/>
-          <w:b w:val="0"/>
-          <w:i w:val="0"/>
-          <w:sz w:val="24"/>
-        </w:rPr>
-        <w:t>Barangay Secretary (and Clerical Staff). The system significantly lessens the daily administrative and clerical workload of the secretary. Instead of manually searching through physical logbooks and index cards, the secretary can verify resident records in seconds, process online clearance requests across 12 document categories, record official receipts, and monitor mediation schedules with automated tracking numbers.</w:t>
+      <w:r/>
+      <w:r>
+        <w:rPr>
+          <w:rFonts w:ascii="Times New Roman" w:hAnsi="Times New Roman"/>
+          <w:b w:val="0"/>
+          <w:i/>
+          <w:sz w:val="24"/>
+        </w:rPr>
+        <w:t xml:space="preserve">Barangay Secretary (and Clerical Staff). </w:t>
+      </w:r>
+      <w:r>
+        <w:rPr>
+          <w:rFonts w:ascii="Times New Roman" w:hAnsi="Times New Roman"/>
+          <w:b w:val="0"/>
+          <w:i w:val="0"/>
+          <w:sz w:val="24"/>
+        </w:rPr>
+        <w:t>The system significantly lessens the daily administrative and clerical workload of Barangay Secretary Mrs. Pearl Joy J. Amuan. Instead of manually searching through physical logbooks and paper cards, the secretary can verify resident records in seconds, process online clearance requests across official document offerings, record official receipts and CTC numbers, and monitor mediation schedules with automated tracking numbers. In addition, because the system employs lightweight 4-digit OTP verification via email on appointment requests rather than mandatory citizen account registration, the secretary is completely relieved from the administrative burden of managing citizen login accounts, handling forgotten password requests, and cleaning up spam submissions.</w:t>
       </w:r>
     </w:p>
     <w:p>
@@ -2081,14 +2141,24 @@
         <w:ind w:firstLine="720"/>
         <w:jc w:val="both"/>
       </w:pPr>
-      <w:r>
-        <w:rPr>
-          <w:rFonts w:ascii="Times New Roman" w:hAnsi="Times New Roman"/>
-          <w:b w:val="0"/>
-          <w:i w:val="0"/>
-          <w:sz w:val="24"/>
-        </w:rPr>
-        <w:t>Residents of Barangay Dacutan. Community members save a lot of time and travel expenses by accessing the public portal directly from their home computers or smartphones. They can request any of the 12 offered personal, business, or dispute documents and monitor application status in real time without making repeated trips to the barangay hall.</w:t>
+      <w:r/>
+      <w:r>
+        <w:rPr>
+          <w:rFonts w:ascii="Times New Roman" w:hAnsi="Times New Roman"/>
+          <w:b w:val="0"/>
+          <w:i/>
+          <w:sz w:val="24"/>
+        </w:rPr>
+        <w:t xml:space="preserve">Residents of Barangay Dacutan. </w:t>
+      </w:r>
+      <w:r>
+        <w:rPr>
+          <w:rFonts w:ascii="Times New Roman" w:hAnsi="Times New Roman"/>
+          <w:b w:val="0"/>
+          <w:i w:val="0"/>
+          <w:sz w:val="24"/>
+        </w:rPr>
+        <w:t>Community constituents save substantial time and travel expenses by accessing the public portal directly from their home computers or smartphones. They can request official clearances, certifications, and appointments and monitor application status in real time without making repeated trips to the barangay hall. Furthermore, residents enjoy a frictionless requesting experience without having to create or remember account passwords, verifying their identity easily through a 4-digit OTP sent to their verified email inbox.</w:t>
       </w:r>
     </w:p>
     <w:p>
@@ -2098,14 +2168,24 @@
         <w:ind w:firstLine="720"/>
         <w:jc w:val="both"/>
       </w:pPr>
-      <w:r>
-        <w:rPr>
-          <w:rFonts w:ascii="Times New Roman" w:hAnsi="Times New Roman"/>
-          <w:b w:val="0"/>
-          <w:i w:val="0"/>
-          <w:sz w:val="24"/>
-        </w:rPr>
-        <w:t>Municipality of Dumangas and DILG. The project promotes compliance with national e-governance and ease of doing business standards (Republic Act 11032). It gives local municipal authorities an practical example of digitalized community governance.</w:t>
+      <w:r/>
+      <w:r>
+        <w:rPr>
+          <w:rFonts w:ascii="Times New Roman" w:hAnsi="Times New Roman"/>
+          <w:b w:val="0"/>
+          <w:i/>
+          <w:sz w:val="24"/>
+        </w:rPr>
+        <w:t xml:space="preserve">Municipality of Dumangas and DILG. </w:t>
+      </w:r>
+      <w:r>
+        <w:rPr>
+          <w:rFonts w:ascii="Times New Roman" w:hAnsi="Times New Roman"/>
+          <w:b w:val="0"/>
+          <w:i w:val="0"/>
+          <w:sz w:val="24"/>
+        </w:rPr>
+        <w:t>The project promotes compliance with national e-governance and ease of doing business standards (Republic Act 11032). It gives local municipal authorities an practical example of digitalized community governance.</w:t>
       </w:r>
     </w:p>
     <w:p>
@@ -2115,14 +2195,24 @@
         <w:ind w:firstLine="720"/>
         <w:jc w:val="both"/>
       </w:pPr>
-      <w:r>
-        <w:rPr>
-          <w:rFonts w:ascii="Times New Roman" w:hAnsi="Times New Roman"/>
-          <w:b w:val="0"/>
-          <w:i w:val="0"/>
-          <w:sz w:val="24"/>
-        </w:rPr>
-        <w:t>Iloilo Science and Technology University (ISAT U). This study showcases the university's mission of applying technology to address real-world community needs. It proves that students of ISAT U Dumangas Campus can create practical and functioning information systems that directly serve local barangays.</w:t>
+      <w:r/>
+      <w:r>
+        <w:rPr>
+          <w:rFonts w:ascii="Times New Roman" w:hAnsi="Times New Roman"/>
+          <w:b w:val="0"/>
+          <w:i/>
+          <w:sz w:val="24"/>
+        </w:rPr>
+        <w:t xml:space="preserve">Iloilo Science and Technology University (ISAT U). </w:t>
+      </w:r>
+      <w:r>
+        <w:rPr>
+          <w:rFonts w:ascii="Times New Roman" w:hAnsi="Times New Roman"/>
+          <w:b w:val="0"/>
+          <w:i w:val="0"/>
+          <w:sz w:val="24"/>
+        </w:rPr>
+        <w:t>This study showcases the university's mission of applying technology to address real-world community needs. It proves that students of ISAT U Dumangas Campus can create practical and functioning information systems that directly serve local barangays.</w:t>
       </w:r>
     </w:p>
     <w:p>
@@ -2132,14 +2222,24 @@
         <w:ind w:firstLine="720"/>
         <w:jc w:val="both"/>
       </w:pPr>
-      <w:r>
-        <w:rPr>
-          <w:rFonts w:ascii="Times New Roman" w:hAnsi="Times New Roman"/>
-          <w:b w:val="0"/>
-          <w:i w:val="0"/>
-          <w:sz w:val="24"/>
-        </w:rPr>
-        <w:t>Future Researchers. This manuscript and system can serve as a dependable reference, baseline guide, and source of literature for upcoming IT students who plan to develop similar local governance, inventory, or community profiling systems.</w:t>
+      <w:r/>
+      <w:r>
+        <w:rPr>
+          <w:rFonts w:ascii="Times New Roman" w:hAnsi="Times New Roman"/>
+          <w:b w:val="0"/>
+          <w:i/>
+          <w:sz w:val="24"/>
+        </w:rPr>
+        <w:t xml:space="preserve">Future Researchers. </w:t>
+      </w:r>
+      <w:r>
+        <w:rPr>
+          <w:rFonts w:ascii="Times New Roman" w:hAnsi="Times New Roman"/>
+          <w:b w:val="0"/>
+          <w:i w:val="0"/>
+          <w:sz w:val="24"/>
+        </w:rPr>
+        <w:t>This manuscript and system can serve as a dependable reference, baseline guide, and source of literature for upcoming IT students who plan to develop similar local governance, inventory, or community profiling systems.</w:t>
       </w:r>
     </w:p>
     <w:p>
@@ -2168,9 +2268,11 @@
       <w:r>
         <w:rPr>
           <w:rFonts w:ascii="Times New Roman" w:hAnsi="Times New Roman"/>
-          <w:sz w:val="24"/>
-        </w:rPr>
-        <w:t>This study focuses on the development of the Barangay Information and Management System (BIMS) for Barangay Dacutan, Municipality of Dumangas, Province of Iloilo, designed to improve the efficiency, transparency, and delivery of community records management and frontline public services. The system is intended for use within the administrative jurisdiction of Barangay Dacutan, specifically covering all residential households situated across Purok 1 through Purok 7, Sitio Ilawod, and Sitio Ilaya.</w:t>
+          <w:b w:val="0"/>
+          <w:i w:val="0"/>
+          <w:sz w:val="24"/>
+        </w:rPr>
+        <w:t>This study focuses on the development of the Barangay Information and Management System (BIMS) for Barangay Dacutan, Municipality of Dumangas, Province of Iloilo, designed to improve the efficiency, transparency, and delivery of community records management and frontline public services. The system is intended for use within the administrative jurisdiction of Barangay Dacutan, specifically covering all residential households situated across Purok 1 through Purok 7.</w:t>
       </w:r>
     </w:p>
     <w:p>
@@ -2213,9 +2315,11 @@
       <w:r>
         <w:rPr>
           <w:rFonts w:ascii="Times New Roman" w:hAnsi="Times New Roman"/>
-          <w:sz w:val="24"/>
-        </w:rPr>
-        <w:t>For community members, a Public Citizen Portal is available, providing secure and convenient access to official barangay announcements, leadership directories, and online applications for twelve (12) official certificates and documents across personal, business, and dispute categories. The portal also features a live four-stage document tracker, allowing citizens to monitor their application progress in real time using a unique tracking reference code without having to make repeated physical visits to the barangay hall.</w:t>
+          <w:b w:val="0"/>
+          <w:i w:val="0"/>
+          <w:sz w:val="24"/>
+        </w:rPr>
+        <w:t>For community members, a Public Citizen Portal is available, providing secure and convenient access to official barangay announcements, leadership directories, an intelligent AI Chatbot Assistant powered by the Google Gemini API for procedural guidance, and online applications for official certificates and documents across personal, business, and dispute categories pursuant to Barangay Ordinance No. 2020-01. To prevent spam, prank submissions, and malicious bot entries without imposing the friction of mandatory account registration, the portal incorporates a lightweight 4-digit One-Time Pin (OTP) verification mechanism via Email that validates the applicant's active email address prior to official submission. The portal also features a live four-stage document tracker, allowing citizens to monitor their application progress in real time using a unique tracking reference code without having to make repeated physical visits to the barangay hall.</w:t>
       </w:r>
     </w:p>
     <w:p>
@@ -2243,9 +2347,11 @@
       <w:r>
         <w:rPr>
           <w:rFonts w:ascii="Times New Roman" w:hAnsi="Times New Roman"/>
-          <w:sz w:val="24"/>
-        </w:rPr>
-        <w:t>To ensure accessibility and usability, the system is deployed on a live web hosting environment and accessed online via the internet through standard web browsers on smartphones, tablets, laptops, and desktop computers. This enables community residents to access the public citizen portal and submit document requests online 24/7 from anywhere without having to travel to the barangay hall during the initial application stage. All administrative users are required to log in with their assigned role-based credentials to safeguard resident census records and maintain data privacy.</w:t>
+          <w:b w:val="0"/>
+          <w:i w:val="0"/>
+          <w:sz w:val="24"/>
+        </w:rPr>
+        <w:t>To ensure accessibility and usability, the system is deployed on a live web hosting environment and accessed online via the internet through standard web browsers on smartphones, tablets, laptops, and desktop computers. This enables community residents to access the public citizen portal and submit document requests online 24/7 from anywhere without having to travel to the barangay hall during the initial application stage. To protect database integrity while keeping citizen services frictionless, password-based user accounts are strictly restricted to authorized administrative personnel (Punong Barangay Hon. Stephen James D. Foerster and Barangay Secretary Mrs. Pearl Joy J. Amuan), whereas citizen requestors authenticate their appointments on demand via 4-digit Email OTP.</w:t>
       </w:r>
     </w:p>
     <w:p>
@@ -2273,9 +2379,11 @@
       <w:r>
         <w:rPr>
           <w:rFonts w:ascii="Times New Roman" w:hAnsi="Times New Roman"/>
-          <w:sz w:val="24"/>
-        </w:rPr>
-        <w:t>The system is limited to web-based access and does not include a native downloadable mobile application. Users must access the system through modern desktop or mobile web browsers. The system does not process cellular SMS text alerts due to recurring subscription fees, third-party SMS API gateway expenses, and telecommunication SIM hardware dependencies; instead, electronic citizen updates are handled through integrated automated email notifications and the public online tracking portal. The system does not include an online electronic payment gateway, such as GCash or Maya, so all document fees are collected personally in cash at the barangay hall upon claiming, recorded with manual Official Receipt and Community Tax Certificate numbers. In addition, the application is strictly designed for the administrative jurisdiction and demographic records of Barangay Dacutan, Dumangas, Iloilo, and does not automatically integrate with external municipal or national police law enforcement databases. Additionally, because the system is hosted live on the web, it depends on active internet connectivity and web hosting server uptime. Any internet service interruptions, network downtime, or hosting server maintenance may temporarily affect online system accessibility. By maintaining these limitations, the study ensures that the system remains focused, efficient, secure, and aligned with its primary goal of improving local governance, records organization, and public service delivery within Barangay Dacutan.</w:t>
+          <w:b w:val="0"/>
+          <w:i w:val="0"/>
+          <w:sz w:val="24"/>
+        </w:rPr>
+        <w:t>The system is limited to web-based access and does not include a native downloadable mobile application. Users access the system through modern desktop or mobile web browsers. To prevent ongoing telecommunication overhead and recurring subscriber costs, the system does not utilize cellular SMS text messaging; instead, all identity verification operations (4-digit Email OTP), milestone status tracking, and clearance pickup notifications are dispatched through automated SMTP email notifications and the public online tracking portal. The system does not include an online electronic payment gateway, such as GCash or Maya, so all document fees are collected personally in cash at the barangay hall upon claiming, recorded with manual Official Receipt (OR) and Community Tax Certificate (CTC) numbers pursuant to Barangay Ordinance No. 2020-01. Furthermore, the application is strictly designed for the administrative jurisdiction and demographic records of Barangay Dacutan, Dumangas, Iloilo, and does not automatically integrate with external municipal or national police law enforcement databases.</w:t>
       </w:r>
     </w:p>
     <w:p>
@@ -4517,6 +4625,103 @@
           </w:p>
         </w:tc>
       </w:tr>
+      <w:tr>
+        <w:tc>
+          <w:tcPr>
+            <w:tcW w:type="dxa" w:w="1728"/>
+          </w:tcPr>
+          <w:p>
+            <w:pPr>
+              <w:jc w:val="left"/>
+            </w:pPr>
+            <w:r>
+              <w:rPr>
+                <w:rFonts w:ascii="Times New Roman" w:hAnsi="Times New Roman"/>
+                <w:b w:val="0"/>
+                <w:i w:val="0"/>
+                <w:sz w:val="20"/>
+              </w:rPr>
+              <w:t>24/7 AI Chatbot Resident Assistant (Gemini API)</w:t>
+            </w:r>
+          </w:p>
+        </w:tc>
+        <w:tc>
+          <w:tcPr>
+            <w:tcW w:type="dxa" w:w="1728"/>
+          </w:tcPr>
+          <w:p>
+            <w:pPr>
+              <w:jc w:val="center"/>
+            </w:pPr>
+            <w:r>
+              <w:rPr>
+                <w:rFonts w:ascii="Times New Roman" w:hAnsi="Times New Roman"/>
+                <w:b w:val="0"/>
+                <w:i w:val="0"/>
+                <w:sz w:val="20"/>
+              </w:rPr>
+              <w:t>No</w:t>
+            </w:r>
+          </w:p>
+        </w:tc>
+        <w:tc>
+          <w:tcPr>
+            <w:tcW w:type="dxa" w:w="1728"/>
+          </w:tcPr>
+          <w:p>
+            <w:pPr>
+              <w:jc w:val="center"/>
+            </w:pPr>
+            <w:r>
+              <w:rPr>
+                <w:rFonts w:ascii="Times New Roman" w:hAnsi="Times New Roman"/>
+                <w:b w:val="0"/>
+                <w:i w:val="0"/>
+                <w:sz w:val="20"/>
+              </w:rPr>
+              <w:t>No</w:t>
+            </w:r>
+          </w:p>
+        </w:tc>
+        <w:tc>
+          <w:tcPr>
+            <w:tcW w:type="dxa" w:w="1728"/>
+          </w:tcPr>
+          <w:p>
+            <w:pPr>
+              <w:jc w:val="center"/>
+            </w:pPr>
+            <w:r>
+              <w:rPr>
+                <w:rFonts w:ascii="Times New Roman" w:hAnsi="Times New Roman"/>
+                <w:b w:val="0"/>
+                <w:i w:val="0"/>
+                <w:sz w:val="20"/>
+              </w:rPr>
+              <w:t>No</w:t>
+            </w:r>
+          </w:p>
+        </w:tc>
+        <w:tc>
+          <w:tcPr>
+            <w:tcW w:type="dxa" w:w="1728"/>
+          </w:tcPr>
+          <w:p>
+            <w:pPr>
+              <w:jc w:val="center"/>
+            </w:pPr>
+            <w:r>
+              <w:rPr>
+                <w:rFonts w:ascii="Times New Roman" w:hAnsi="Times New Roman"/>
+                <w:b w:val="0"/>
+                <w:i w:val="0"/>
+                <w:sz w:val="20"/>
+              </w:rPr>
+              <w:t>Yes</w:t>
+            </w:r>
+          </w:p>
+        </w:tc>
+      </w:tr>
     </w:tbl>
     <w:p>
       <w:pPr>
@@ -4678,7 +4883,7 @@
           <w:i w:val="0"/>
           <w:sz w:val="24"/>
         </w:rPr>
-        <w:t>• Resident (General Public): Community constituents who access the public portal to read announcements, submit applications for 12 document offerings, and track processing status online.</w:t>
+        <w:t>• Resident (General Public): Community constituents who access the public portal to read announcements, submit appointments and applications for official document offerings authenticated via a 4-digit OTP sent to their email inbox without needing password registration, and track processing status online.</w:t>
       </w:r>
     </w:p>
     <w:p>
@@ -4695,7 +4900,7 @@
           <w:i w:val="0"/>
           <w:sz w:val="24"/>
         </w:rPr>
-        <w:t>• Punong Barangay (Barangay Captain): The executive leader who monitors demographic indicators, approves certificate releases, oversees Lupon disputes, and authorizes official certifications.</w:t>
+        <w:t>• Punong Barangay (Hon. Stephen James D. Foerster): The executive leader who monitors demographic indicators, approves certificate releases (Tier-2 approval), oversees Lupon disputes, and authorizes official certifications.</w:t>
       </w:r>
     </w:p>
     <w:p>
@@ -4712,7 +4917,7 @@
           <w:i w:val="0"/>
           <w:sz w:val="24"/>
         </w:rPr>
-        <w:t>• Barangay Secretary (Administrative &amp; Records Officer): The operational administrator who also executes general clerical routine work, including resident encoding, certificate evaluation, fee/OR logging, blotter mediation tracking, and calamity aid registry.</w:t>
+        <w:t>• Barangay Secretary (Mrs. Pearl Joy J. Amuan): The operational administrator and records officer who also executes general clerical routines, including census resident encoding across the 7 puroks, certificate evaluation (Tier-1 review), fee/OR logging under Ordinance No. 2020-01, blotter mediation tracking, and calamity aid registry.</w:t>
       </w:r>
     </w:p>
     <w:p>
@@ -4746,7 +4951,7 @@
           <w:i w:val="0"/>
           <w:sz w:val="24"/>
         </w:rPr>
-        <w:t>1. Public Citizen Portal: A publicly accessible landing page featuring barangay announcements, leadership directory, and emergency hotlines, with online clearance application for 12 document offerings and live 4-stage document tracking (Submitted -&gt; Evaluated -&gt; Approved -&gt; Ready for Release).</w:t>
+        <w:t>1. Public Citizen Portal &amp; Document Appointment Desk: A publicly accessible landing page featuring barangay announcements, leadership directory, emergency hotlines, and an interactive AI Chatbot Assistant (integrated via Google Gemini API) providing 24/7 constituent guidance on certificate requirements and office procedures. The portal enables online clearance applications for official document offerings secured by 4-digit One-Time Pin (OTP) verification via Email (validating active email addresses to eliminate spam without requiring user passwords), accompanied by live 4-stage document tracking (Submitted -&gt; Evaluated -&gt; Approved -&gt; Ready for Release).</w:t>
       </w:r>
     </w:p>
     <w:p>
@@ -4943,15 +5148,14 @@
     </w:tbl>
     <w:p>
       <w:pPr>
-        <w:spacing w:before="120" w:after="120" w:line="240" w:lineRule="auto"/>
+        <w:spacing w:before="120" w:after="120"/>
         <w:jc w:val="center"/>
       </w:pPr>
-      <w:r/>
       <w:r>
         <w:drawing>
           <wp:inline xmlns:a="http://schemas.openxmlformats.org/drawingml/2006/main" xmlns:pic="http://schemas.openxmlformats.org/drawingml/2006/picture">
-            <wp:extent cx="4754880" cy="2494363"/>
-            <wp:docPr id="8" name="Picture 8"/>
+            <wp:extent cx="3657600" cy="3944141"/>
+            <wp:docPr id="36" name="Picture 36"/>
             <wp:cNvGraphicFramePr>
               <a:graphicFrameLocks noChangeAspect="1"/>
             </wp:cNvGraphicFramePr>
@@ -4959,11 +5163,11 @@
               <a:graphicData uri="http://schemas.openxmlformats.org/drawingml/2006/picture">
                 <pic:pic>
                   <pic:nvPicPr>
-                    <pic:cNvPr id="0" name="image.png"/>
+                    <pic:cNvPr id="0" name="figure2_prototyping_model.png"/>
                     <pic:cNvPicPr/>
                   </pic:nvPicPr>
                   <pic:blipFill>
-                    <a:blip r:embed="rId16"/>
+                    <a:blip r:embed="rId34"/>
                     <a:stretch>
                       <a:fillRect/>
                     </a:stretch>
@@ -4971,7 +5175,7 @@
                   <pic:spPr>
                     <a:xfrm>
                       <a:off x="0" y="0"/>
-                      <a:ext cx="4754880" cy="2494363"/>
+                      <a:ext cx="3657600" cy="3944141"/>
                     </a:xfrm>
                     <a:prstGeom prst="rect"/>
                   </pic:spPr>
@@ -4985,13 +5189,15 @@
     <w:p>
       <w:pPr>
         <w:pStyle w:val="FigureCaption"/>
-        <w:spacing w:before="120" w:after="240" w:line="360" w:lineRule="auto"/>
+        <w:spacing w:before="80" w:after="240" w:line="360" w:lineRule="auto"/>
         <w:jc w:val="center"/>
       </w:pPr>
       <w:r/>
       <w:r>
         <w:rPr>
           <w:rFonts w:ascii="Times New Roman" w:hAnsi="Times New Roman"/>
+          <w:b w:val="0"/>
+          <w:i w:val="0"/>
           <w:sz w:val="24"/>
         </w:rPr>
         <w:t xml:space="preserve">Figure 2. </w:t>
@@ -4999,6 +5205,7 @@
       <w:r>
         <w:rPr>
           <w:rFonts w:ascii="Times New Roman" w:hAnsi="Times New Roman"/>
+          <w:b w:val="0"/>
           <w:i/>
           <w:sz w:val="24"/>
         </w:rPr>
@@ -5049,16 +5256,14 @@
         <w:ind w:firstLine="720"/>
         <w:jc w:val="both"/>
       </w:pPr>
-      <w:r/>
-      <w:r>
-        <w:rPr>
-          <w:rFonts w:ascii="Times New Roman" w:hAnsi="Times New Roman"/>
-          <w:b w:val="0"/>
-          <w:i w:val="0"/>
-          <w:color w:val="000000"/>
-          <w:sz w:val="24"/>
-        </w:rPr>
-        <w:t>During the Planning phase, the researchers established the project goals, determined technical and operational feasibility, and conducted initial coordination with the officials of Barangay Dacutan. The team met with Punong Barangay Hon. Roberto S. Alen and Barangay Secretary Mrs. Ma. Elena Balleza to assess current challenges in managing resident records and issuing certificates. This phase defined the scope, resource requirements, and schedule for developing the web-based management system.</w:t>
+      <w:r>
+        <w:rPr>
+          <w:rFonts w:ascii="Times New Roman" w:hAnsi="Times New Roman"/>
+          <w:b w:val="0"/>
+          <w:i w:val="0"/>
+          <w:sz w:val="24"/>
+        </w:rPr>
+        <w:t>During the Planning phase, the researchers established the project goals, determined technical and operational feasibility, and conducted initial coordination with the officials of Barangay Dacutan. The team met with Punong Barangay Hon. Stephen James D. Foerster and Barangay Secretary Mrs. Pearl Joy J. Amuan to review Barangay Ordinance No. 2020-01, analyze current challenges in managing resident records and issuing certificates, and evaluate the 2025 demographic census summary. This phase defined the scope, resource requirements, and schedule for developing the web-based management system.</w:t>
       </w:r>
     </w:p>
     <w:p>
@@ -5273,7 +5478,7 @@
           <w:i w:val="0"/>
           <w:sz w:val="24"/>
         </w:rPr>
-        <w:t>Figure 3 shows the Use Case Diagram of the Barangay Information and Management System, illustrating the three distinct actors (Resident, Barangay Secretary [performing clerical duties], and Punong Barangay) and the specific system actions each can perform.</w:t>
+        <w:t>Figure 3 shows the Use Case Diagram of the Barangay Information and Management System, illustrating an inline horizontal architecture with three distinct actors: Resident / Citizen (General Public) on the left, and Mrs. Pearl Joy J. Amuan (Barangay Secretary &amp; Records Officer) and Hon. Stephen James D. Foerster (Punong Barangay) on the right. Inside the system boundary, the frontline, administrative, and executive use case packages are structured inline to eliminate empty space and maintain proportionate height, incorporating the 24/7 AI Chatbot Assistant (Google Gemini API) alongside clearance applications, 4-digit Email OTP verification, blotter records management, and executive approval authority.</w:t>
       </w:r>
     </w:p>
     <w:p>
@@ -5318,8 +5523,43 @@
     </w:p>
     <w:p>
       <w:pPr>
-        <w:spacing w:before="0" w:after="40"/>
-      </w:pPr>
+        <w:spacing w:before="120" w:after="120"/>
+        <w:jc w:val="center"/>
+      </w:pPr>
+      <w:r>
+        <w:drawing>
+          <wp:inline xmlns:a="http://schemas.openxmlformats.org/drawingml/2006/main" xmlns:pic="http://schemas.openxmlformats.org/drawingml/2006/picture">
+            <wp:extent cx="5669280" cy="2507566"/>
+            <wp:docPr id="37" name="Picture 37"/>
+            <wp:cNvGraphicFramePr>
+              <a:graphicFrameLocks noChangeAspect="1"/>
+            </wp:cNvGraphicFramePr>
+            <a:graphic>
+              <a:graphicData uri="http://schemas.openxmlformats.org/drawingml/2006/picture">
+                <pic:pic>
+                  <pic:nvPicPr>
+                    <pic:cNvPr id="0" name="figure3_use_case_diagram.png"/>
+                    <pic:cNvPicPr/>
+                  </pic:nvPicPr>
+                  <pic:blipFill>
+                    <a:blip r:embed="rId35"/>
+                    <a:stretch>
+                      <a:fillRect/>
+                    </a:stretch>
+                  </pic:blipFill>
+                  <pic:spPr>
+                    <a:xfrm>
+                      <a:off x="0" y="0"/>
+                      <a:ext cx="5669280" cy="2507566"/>
+                    </a:xfrm>
+                    <a:prstGeom prst="rect"/>
+                  </pic:spPr>
+                </pic:pic>
+              </a:graphicData>
+            </a:graphic>
+          </wp:inline>
+        </w:drawing>
+      </w:r>
     </w:p>
     <w:p>
       <w:pPr>
@@ -5377,7 +5617,7 @@
           <w:i w:val="0"/>
           <w:sz w:val="24"/>
         </w:rPr>
-        <w:t>Figure 4 shows the Activity Diagram illustrating the sequential flow of an online document request, from initial citizen submission to secretary evaluation, captain approval, and final printing.</w:t>
+        <w:t>Figure 4 shows the Activity Diagram illustrating the sequential flow of an online document request and appointment, from initial citizen submission and 4-digit Email OTP verification to clerical review by Barangay Secretary Mrs. Pearl Joy J. Amuan, executive approval by Punong Barangay Hon. Stephen James D. Foerster, OR/CTC recording under Ordinance No. 2020-01, and final clearance printing.</w:t>
       </w:r>
     </w:p>
     <w:p>
@@ -5422,8 +5662,43 @@
     </w:p>
     <w:p>
       <w:pPr>
-        <w:spacing w:before="0" w:after="40"/>
-      </w:pPr>
+        <w:spacing w:before="120" w:after="120"/>
+        <w:jc w:val="center"/>
+      </w:pPr>
+      <w:r>
+        <w:drawing>
+          <wp:inline xmlns:a="http://schemas.openxmlformats.org/drawingml/2006/main" xmlns:pic="http://schemas.openxmlformats.org/drawingml/2006/picture">
+            <wp:extent cx="5303520" cy="5802618"/>
+            <wp:docPr id="38" name="Picture 38"/>
+            <wp:cNvGraphicFramePr>
+              <a:graphicFrameLocks noChangeAspect="1"/>
+            </wp:cNvGraphicFramePr>
+            <a:graphic>
+              <a:graphicData uri="http://schemas.openxmlformats.org/drawingml/2006/picture">
+                <pic:pic>
+                  <pic:nvPicPr>
+                    <pic:cNvPr id="0" name="figure4_activity_diagram.png"/>
+                    <pic:cNvPicPr/>
+                  </pic:nvPicPr>
+                  <pic:blipFill>
+                    <a:blip r:embed="rId36"/>
+                    <a:stretch>
+                      <a:fillRect/>
+                    </a:stretch>
+                  </pic:blipFill>
+                  <pic:spPr>
+                    <a:xfrm>
+                      <a:off x="0" y="0"/>
+                      <a:ext cx="5303520" cy="5802618"/>
+                    </a:xfrm>
+                    <a:prstGeom prst="rect"/>
+                  </pic:spPr>
+                </pic:pic>
+              </a:graphicData>
+            </a:graphic>
+          </wp:inline>
+        </w:drawing>
+      </w:r>
     </w:p>
     <w:p>
       <w:pPr>
@@ -5526,83 +5801,14 @@
     </w:p>
     <w:p>
       <w:pPr>
-        <w:spacing w:before="0" w:after="40"/>
-      </w:pPr>
-    </w:p>
-    <w:p>
-      <w:pPr>
-        <w:pStyle w:val="FigureCaption"/>
-        <w:spacing w:before="80" w:after="240" w:line="360" w:lineRule="auto"/>
+        <w:spacing w:before="120" w:after="120"/>
         <w:jc w:val="center"/>
       </w:pPr>
-      <w:r/>
-      <w:r>
-        <w:rPr>
-          <w:rFonts w:ascii="Times New Roman" w:hAnsi="Times New Roman"/>
-          <w:b w:val="0"/>
-          <w:i w:val="0"/>
-          <w:sz w:val="24"/>
-        </w:rPr>
-        <w:t xml:space="preserve">Figure 5. </w:t>
-      </w:r>
-      <w:r>
-        <w:rPr>
-          <w:rFonts w:ascii="Times New Roman" w:hAnsi="Times New Roman"/>
-          <w:b w:val="0"/>
-          <w:i/>
-          <w:sz w:val="24"/>
-        </w:rPr>
-        <w:t>Class Diagram / Database Schema of BIMS</w:t>
-      </w:r>
-    </w:p>
-    <w:p>
-      <w:pPr>
-        <w:pStyle w:val="Heading3"/>
-        <w:spacing w:before="200" w:after="80" w:line="360" w:lineRule="auto"/>
-        <w:jc w:val="left"/>
-      </w:pPr>
-      <w:r>
-        <w:rPr>
-          <w:rFonts w:ascii="Times New Roman" w:hAnsi="Times New Roman"/>
-          <w:b w:val="0"/>
-          <w:i/>
-          <w:sz w:val="24"/>
-        </w:rPr>
-        <w:t>Sequence Diagram</w:t>
-      </w:r>
-    </w:p>
-    <w:p>
-      <w:pPr>
-        <w:pStyle w:val="Body"/>
-        <w:spacing w:line="360" w:lineRule="auto" w:before="0" w:after="120"/>
-        <w:ind w:firstLine="720"/>
-        <w:jc w:val="both"/>
-        <w:sectPr>
-          <w:pgSz w:w="12240" w:h="15840"/>
-          <w:pgMar w:top="1440" w:right="1440" w:bottom="1440" w:left="2160" w:header="720" w:footer="720" w:gutter="0"/>
-        </w:sectPr>
-      </w:pPr>
-      <w:r>
-        <w:rPr>
-          <w:rFonts w:ascii="Times New Roman" w:hAnsi="Times New Roman"/>
-          <w:b w:val="0"/>
-          <w:i w:val="0"/>
-          <w:sz w:val="24"/>
-        </w:rPr>
-        <w:t>Figure 6 shows the Sequence Diagram illustrating the time-ordered interactions between the Citizen, Web Browser, Laravel Router, Controller, and MySQL Database during document tracking.</w:t>
-      </w:r>
-    </w:p>
-    <w:p>
-      <w:pPr>
-        <w:spacing w:before="240" w:after="120" w:line="240" w:lineRule="auto"/>
-        <w:jc w:val="center"/>
-      </w:pPr>
-      <w:r/>
       <w:r>
         <w:drawing>
           <wp:inline xmlns:a="http://schemas.openxmlformats.org/drawingml/2006/main" xmlns:pic="http://schemas.openxmlformats.org/drawingml/2006/picture">
-            <wp:extent cx="8046720" cy="2903327"/>
-            <wp:docPr id="9" name="Picture 9"/>
+            <wp:extent cx="5303520" cy="4210534"/>
+            <wp:docPr id="39" name="Picture 39"/>
             <wp:cNvGraphicFramePr>
               <a:graphicFrameLocks noChangeAspect="1"/>
             </wp:cNvGraphicFramePr>
@@ -5610,11 +5816,11 @@
               <a:graphicData uri="http://schemas.openxmlformats.org/drawingml/2006/picture">
                 <pic:pic>
                   <pic:nvPicPr>
-                    <pic:cNvPr id="0" name="image.png"/>
+                    <pic:cNvPr id="0" name="figure5_class_diagram.png"/>
                     <pic:cNvPicPr/>
                   </pic:nvPicPr>
                   <pic:blipFill>
-                    <a:blip r:embed="rId14"/>
+                    <a:blip r:embed="rId37"/>
                     <a:stretch>
                       <a:fillRect/>
                     </a:stretch>
@@ -5622,7 +5828,7 @@
                   <pic:spPr>
                     <a:xfrm>
                       <a:off x="0" y="0"/>
-                      <a:ext cx="8046720" cy="2903327"/>
+                      <a:ext cx="5303520" cy="4210534"/>
                     </a:xfrm>
                     <a:prstGeom prst="rect"/>
                   </pic:spPr>
@@ -5636,7 +5842,110 @@
     <w:p>
       <w:pPr>
         <w:pStyle w:val="FigureCaption"/>
-        <w:spacing w:before="120" w:after="240" w:line="360" w:lineRule="auto"/>
+        <w:spacing w:before="80" w:after="240" w:line="360" w:lineRule="auto"/>
+        <w:jc w:val="center"/>
+      </w:pPr>
+      <w:r/>
+      <w:r>
+        <w:rPr>
+          <w:rFonts w:ascii="Times New Roman" w:hAnsi="Times New Roman"/>
+          <w:b w:val="0"/>
+          <w:i w:val="0"/>
+          <w:sz w:val="24"/>
+        </w:rPr>
+        <w:t xml:space="preserve">Figure 5. </w:t>
+      </w:r>
+      <w:r>
+        <w:rPr>
+          <w:rFonts w:ascii="Times New Roman" w:hAnsi="Times New Roman"/>
+          <w:b w:val="0"/>
+          <w:i/>
+          <w:sz w:val="24"/>
+        </w:rPr>
+        <w:t>Class Diagram / Database Schema of BIMS</w:t>
+      </w:r>
+    </w:p>
+    <w:p>
+      <w:pPr>
+        <w:pStyle w:val="Heading3"/>
+        <w:spacing w:before="200" w:after="80" w:line="360" w:lineRule="auto"/>
+        <w:jc w:val="left"/>
+      </w:pPr>
+      <w:r>
+        <w:rPr>
+          <w:rFonts w:ascii="Times New Roman" w:hAnsi="Times New Roman"/>
+          <w:b w:val="0"/>
+          <w:i/>
+          <w:sz w:val="24"/>
+        </w:rPr>
+        <w:t>Sequence Diagram</w:t>
+      </w:r>
+    </w:p>
+    <w:p>
+      <w:pPr>
+        <w:pStyle w:val="Body"/>
+        <w:spacing w:line="360" w:lineRule="auto" w:before="0" w:after="120"/>
+        <w:ind w:firstLine="720"/>
+        <w:jc w:val="both"/>
+        <w:sectPr>
+          <w:pgSz w:w="12240" w:h="15840"/>
+          <w:pgMar w:top="1440" w:right="1440" w:bottom="1440" w:left="2160" w:header="720" w:footer="720" w:gutter="0"/>
+        </w:sectPr>
+      </w:pPr>
+      <w:r>
+        <w:rPr>
+          <w:rFonts w:ascii="Times New Roman" w:hAnsi="Times New Roman"/>
+          <w:b w:val="0"/>
+          <w:i w:val="0"/>
+          <w:sz w:val="24"/>
+        </w:rPr>
+        <w:t>Figure 6 shows the Sequence Diagram illustrating the time-ordered interactions between the Citizen, Web Browser, Laravel Router, Controller, and MySQL Database during document tracking.</w:t>
+      </w:r>
+    </w:p>
+    <w:p>
+      <w:pPr>
+        <w:spacing w:before="120" w:after="120"/>
+        <w:jc w:val="center"/>
+      </w:pPr>
+      <w:r>
+        <w:drawing>
+          <wp:inline xmlns:a="http://schemas.openxmlformats.org/drawingml/2006/main" xmlns:pic="http://schemas.openxmlformats.org/drawingml/2006/picture">
+            <wp:extent cx="5669280" cy="2000434"/>
+            <wp:docPr id="40" name="Picture 40"/>
+            <wp:cNvGraphicFramePr>
+              <a:graphicFrameLocks noChangeAspect="1"/>
+            </wp:cNvGraphicFramePr>
+            <a:graphic>
+              <a:graphicData uri="http://schemas.openxmlformats.org/drawingml/2006/picture">
+                <pic:pic>
+                  <pic:nvPicPr>
+                    <pic:cNvPr id="0" name="figure6_sequence_diagram.png"/>
+                    <pic:cNvPicPr/>
+                  </pic:nvPicPr>
+                  <pic:blipFill>
+                    <a:blip r:embed="rId38"/>
+                    <a:stretch>
+                      <a:fillRect/>
+                    </a:stretch>
+                  </pic:blipFill>
+                  <pic:spPr>
+                    <a:xfrm>
+                      <a:off x="0" y="0"/>
+                      <a:ext cx="5669280" cy="2000434"/>
+                    </a:xfrm>
+                    <a:prstGeom prst="rect"/>
+                  </pic:spPr>
+                </pic:pic>
+              </a:graphicData>
+            </a:graphic>
+          </wp:inline>
+        </w:drawing>
+      </w:r>
+    </w:p>
+    <w:p>
+      <w:pPr>
+        <w:pStyle w:val="FigureCaption"/>
+        <w:spacing w:before="80" w:after="240" w:line="360" w:lineRule="auto"/>
         <w:jc w:val="center"/>
         <w:sectPr>
           <w:pgSz w:w="15840" w:h="12240" w:orient="landscape"/>
@@ -5647,6 +5956,8 @@
       <w:r>
         <w:rPr>
           <w:rFonts w:ascii="Times New Roman" w:hAnsi="Times New Roman"/>
+          <w:b w:val="0"/>
+          <w:i w:val="0"/>
           <w:sz w:val="24"/>
         </w:rPr>
         <w:t xml:space="preserve">Figure 6. </w:t>
@@ -5654,6 +5965,7 @@
       <w:r>
         <w:rPr>
           <w:rFonts w:ascii="Times New Roman" w:hAnsi="Times New Roman"/>
+          <w:b w:val="0"/>
           <w:i/>
           <w:sz w:val="24"/>
         </w:rPr>
@@ -5686,9 +5998,11 @@
       <w:r>
         <w:rPr>
           <w:rFonts w:ascii="Times New Roman" w:hAnsi="Times New Roman"/>
-          <w:sz w:val="24"/>
-        </w:rPr>
-        <w:t>Figure 7 illustrates the physical and network deployment architecture of BIMS, showing how user devices connect over the internet to the live cloud web server and relational database. Public citizens access the responsive web portal using mobile smartphones, laptops, or personal computers, while barangay personnel operate office desktop workstations and network printers at the barangay hall. All internet communications are protected through secure HTTPS encryption (Port 443). The cloud server runs on a Linux (Ubuntu) environment with Nginx/Apache and PHP 8.2, hosting the Laravel 12 application core and an automated SMTP mailer service. The application layer handles request routing, business logic, role-based permissions, and database operations with the MySQL 8.0 relational database.</w:t>
+          <w:b w:val="0"/>
+          <w:i w:val="0"/>
+          <w:sz w:val="24"/>
+        </w:rPr>
+        <w:t>Figure 7 illustrates the physical and cloud deployment architecture of BIMS across four modular tiers. Public citizens access the responsive web portal and AI Chatbot Assistant using mobile smartphones or personal computers, while barangay personnel operate office desktop workstations and network laser printers at the barangay hall. Communications are secured through HTTPS encryption. The cloud hosting environment runs a Linux web server stack, hosting the core web application engine, automated SMTP Email &amp; OTP notification services, and an integration gateway with the Google Gemini API for constituent conversational assistance. The backend interacts securely with a Relational Database Management System (RDBMS) storing master community records.</w:t>
       </w:r>
     </w:p>
     <w:tbl>
@@ -5734,15 +6048,14 @@
     </w:tbl>
     <w:p>
       <w:pPr>
-        <w:spacing w:before="120" w:after="120" w:line="240" w:lineRule="auto"/>
+        <w:spacing w:before="120" w:after="120"/>
         <w:jc w:val="center"/>
       </w:pPr>
-      <w:r/>
       <w:r>
         <w:drawing>
           <wp:inline xmlns:a="http://schemas.openxmlformats.org/drawingml/2006/main" xmlns:pic="http://schemas.openxmlformats.org/drawingml/2006/picture">
-            <wp:extent cx="5303520" cy="3187212"/>
-            <wp:docPr id="5" name="Picture 5"/>
+            <wp:extent cx="5669280" cy="3892341"/>
+            <wp:docPr id="41" name="Picture 41"/>
             <wp:cNvGraphicFramePr>
               <a:graphicFrameLocks noChangeAspect="1"/>
             </wp:cNvGraphicFramePr>
@@ -5754,7 +6067,7 @@
                     <pic:cNvPicPr/>
                   </pic:nvPicPr>
                   <pic:blipFill>
-                    <a:blip r:embed="rId15"/>
+                    <a:blip r:embed="rId39"/>
                     <a:stretch>
                       <a:fillRect/>
                     </a:stretch>
@@ -5762,7 +6075,7 @@
                   <pic:spPr>
                     <a:xfrm>
                       <a:off x="0" y="0"/>
-                      <a:ext cx="5303520" cy="3187212"/>
+                      <a:ext cx="5669280" cy="3892341"/>
                     </a:xfrm>
                     <a:prstGeom prst="rect"/>
                   </pic:spPr>
@@ -5776,17 +6089,27 @@
     <w:p>
       <w:pPr>
         <w:pStyle w:val="FigureCaption"/>
-        <w:spacing w:before="120" w:after="240" w:line="360" w:lineRule="auto"/>
+        <w:spacing w:before="80" w:after="240" w:line="360" w:lineRule="auto"/>
         <w:jc w:val="center"/>
       </w:pPr>
-      <w:r>
-        <w:rPr>
-          <w:rFonts w:ascii="Times New Roman" w:hAnsi="Times New Roman"/>
-          <w:b w:val="0"/>
-          <w:i w:val="0"/>
-          <w:sz w:val="24"/>
-        </w:rPr>
-        <w:t>Figure 7. System Architecture Diagram of the BIMS Live Cloud Web Deployment</w:t>
+      <w:r/>
+      <w:r>
+        <w:rPr>
+          <w:rFonts w:ascii="Times New Roman" w:hAnsi="Times New Roman"/>
+          <w:b w:val="0"/>
+          <w:i w:val="0"/>
+          <w:sz w:val="24"/>
+        </w:rPr>
+        <w:t xml:space="preserve">Figure 7. </w:t>
+      </w:r>
+      <w:r>
+        <w:rPr>
+          <w:rFonts w:ascii="Times New Roman" w:hAnsi="Times New Roman"/>
+          <w:b w:val="0"/>
+          <w:i/>
+          <w:sz w:val="24"/>
+        </w:rPr>
+        <w:t>System Architecture Diagram of the BIMS Live Cloud Web Deployment</w:t>
       </w:r>
     </w:p>
     <w:p>
@@ -7713,7 +8036,7 @@
           <w:i w:val="0"/>
           <w:sz w:val="24"/>
         </w:rPr>
-        <w:t>2. Domain End-Users (5 respondents): Punong Barangay Hon. Roberto S. Alen, Barangay Secretary Mrs. Ma. Elena Balleza, and community residents from Barangay Dacutan who evaluated functional suitability, user interface ease of use, clearance generation accuracy across the 12 document offerings, and practical community applicability.</w:t>
+        <w:t>2. Domain End-Users (5 respondents): Punong Barangay Hon. Stephen James D. Foerster, Barangay Secretary Mrs. Pearl Joy J. Amuan, and community residents from Barangay Dacutan who evaluated functional suitability, user interface ease of use, clearance generation accuracy across official document offerings, and practical community applicability.</w:t>
       </w:r>
     </w:p>
     <w:p>
@@ -9647,30 +9970,10 @@
             <w:shd w:fill="F8F9FA"/>
           </w:tcPr>
           <w:p>
-            <w:pPr>
-              <w:spacing w:line="288" w:lineRule="auto" w:before="120" w:after="120"/>
-              <w:jc w:val="center"/>
-            </w:pPr>
-            <w:r>
-              <w:rPr>
-                <w:rFonts w:ascii="Times New Roman" w:hAnsi="Times New Roman"/>
-                <w:b w:val="0"/>
-                <w:i/>
-                <w:color w:val="37474F"/>
-                <w:sz w:val="22"/>
-              </w:rPr>
+            <w:r>
               <w:t>[Appendix C. Signed Transmittal and Acceptance Form from Barangay Dacutan]</w:t>
               <w:br/>
-            </w:r>
-            <w:r>
-              <w:rPr>
-                <w:rFonts w:ascii="Times New Roman" w:hAnsi="Times New Roman"/>
-                <w:b w:val="0"/>
-                <w:i w:val="0"/>
-                <w:color w:val="78909C"/>
-                <w:sz w:val="20"/>
-              </w:rPr>
-              <w:t>Document Placeholder: Official Transmittal Letter Signed by Punong Barangay Hon. Roberto S. Alen and Barangay Secretary Mrs. Ma. Elena Balleza</w:t>
+              <w:t>Document Placeholder: Official Transmittal Letter Signed by Punong Barangay Hon. Stephen James D. Foerster and Barangay Secretary Mrs. Pearl Joy J. Amuan</w:t>
             </w:r>
           </w:p>
         </w:tc>
